--- a/marksmith-v2/test_outputs/challenger_scenario3.docx
+++ b/marksmith-v2/test_outputs/challenger_scenario3.docx
@@ -361,8 +361,8 @@
       </w:r>
     </w:p>
     <w:sectPr>
-      <w:headerReference xmlns:r="http://schemas.openxmlformats.org/officeDocument/2006/relationships" w:type="default" r:id="R00a98033ac214bd7"/>
-      <w:footerReference xmlns:r="http://schemas.openxmlformats.org/officeDocument/2006/relationships" w:type="default" r:id="R012e691135bd4aff"/>
+      <w:headerReference xmlns:r="http://schemas.openxmlformats.org/officeDocument/2006/relationships" w:type="default" r:id="Rea02755958c24959"/>
+      <w:footerReference xmlns:r="http://schemas.openxmlformats.org/officeDocument/2006/relationships" w:type="default" r:id="R4f776d123fb04324"/>
       <w:pgSz w:w="11906" w:h="16838"/>
       <w:pgMar w:top="1440" w:right="1440" w:bottom="1440" w:left="1440" w:header="576" w:footer="576" w:gutter="0"/>
       <w:pgBorders w:display="allPages" w:offsetFrom="page">

--- a/marksmith-v2/test_outputs/challenger_scenario3.docx
+++ b/marksmith-v2/test_outputs/challenger_scenario3.docx
@@ -361,8 +361,8 @@
       </w:r>
     </w:p>
     <w:sectPr>
-      <w:headerReference xmlns:r="http://schemas.openxmlformats.org/officeDocument/2006/relationships" w:type="default" r:id="Rea02755958c24959"/>
-      <w:footerReference xmlns:r="http://schemas.openxmlformats.org/officeDocument/2006/relationships" w:type="default" r:id="R4f776d123fb04324"/>
+      <w:headerReference xmlns:r="http://schemas.openxmlformats.org/officeDocument/2006/relationships" w:type="default" r:id="R13cdaececec14bb1"/>
+      <w:footerReference xmlns:r="http://schemas.openxmlformats.org/officeDocument/2006/relationships" w:type="default" r:id="Rfc7c2efa21ce4b0c"/>
       <w:pgSz w:w="11906" w:h="16838"/>
       <w:pgMar w:top="1440" w:right="1440" w:bottom="1440" w:left="1440" w:header="576" w:footer="576" w:gutter="0"/>
       <w:pgBorders w:display="allPages" w:offsetFrom="page">

--- a/marksmith-v2/test_outputs/challenger_scenario3.docx
+++ b/marksmith-v2/test_outputs/challenger_scenario3.docx
@@ -361,16 +361,10 @@
       </w:r>
     </w:p>
     <w:sectPr>
-      <w:headerReference xmlns:r="http://schemas.openxmlformats.org/officeDocument/2006/relationships" w:type="default" r:id="R13cdaececec14bb1"/>
-      <w:footerReference xmlns:r="http://schemas.openxmlformats.org/officeDocument/2006/relationships" w:type="default" r:id="Rfc7c2efa21ce4b0c"/>
+      <w:headerReference xmlns:r="http://schemas.openxmlformats.org/officeDocument/2006/relationships" w:type="default" r:id="R326caf158e3c4c2a"/>
+      <w:footerReference xmlns:r="http://schemas.openxmlformats.org/officeDocument/2006/relationships" w:type="default" r:id="Rc42c978afb4145a7"/>
       <w:pgSz w:w="11906" w:h="16838"/>
       <w:pgMar w:top="1440" w:right="1440" w:bottom="1440" w:left="1440" w:header="576" w:footer="576" w:gutter="0"/>
-      <w:pgBorders w:display="allPages" w:offsetFrom="page">
-        <w:top w:val="single" w:color="D1D5DA" w:sz="8" w:space="24"/>
-        <w:left w:val="single" w:color="D1D5DA" w:sz="8" w:space="24"/>
-        <w:bottom w:val="single" w:color="D1D5DA" w:sz="8" w:space="24"/>
-        <w:right w:val="single" w:color="D1D5DA" w:sz="8" w:space="24"/>
-      </w:pgBorders>
     </w:sectPr>
   </w:body>
 </w:document>
@@ -630,7 +624,7 @@
   <w:docDefaults>
     <w:rPrDefault>
       <w:rPr>
-        <w:rFonts w:ascii="Calibri" w:hAnsi="Calibri" w:eastAsia="Calibri" w:cs="Calibri"/>
+        <w:rFonts w:ascii="Segoe UI Variable" w:hAnsi="Segoe UI Variable" w:eastAsia="Segoe UI Variable" w:cs="Segoe UI Variable"/>
         <w:color w:val="1b1f23"/>
         <w:kern w:val="16"/>
         <w:sz w:val="22"/>
@@ -683,7 +677,7 @@
     </w:pPr>
     <w:rPr>
       <w:b/>
-      <w:color w:val="000000"/>
+      <w:color w:val="090B0C"/>
       <w:sz w:val="32"/>
       <w:szCs w:val="32"/>
     </w:rPr>
@@ -700,7 +694,7 @@
     </w:pPr>
     <w:rPr>
       <w:b/>
-      <w:color w:val="000000"/>
+      <w:color w:val="121417"/>
       <w:sz w:val="28"/>
       <w:szCs w:val="28"/>
     </w:rPr>
@@ -717,7 +711,7 @@
     </w:pPr>
     <w:rPr>
       <w:b/>
-      <w:color w:val="000000"/>
+      <w:color w:val="1b1f23"/>
       <w:sz w:val="24"/>
       <w:szCs w:val="24"/>
     </w:rPr>
@@ -734,7 +728,7 @@
     </w:pPr>
     <w:rPr>
       <w:b/>
-      <w:color w:val="000000"/>
+      <w:color w:val="1b1f23"/>
       <w:sz w:val="22"/>
       <w:szCs w:val="22"/>
     </w:rPr>

--- a/marksmith-v2/test_outputs/challenger_scenario3.docx
+++ b/marksmith-v2/test_outputs/challenger_scenario3.docx
@@ -361,8 +361,8 @@
       </w:r>
     </w:p>
     <w:sectPr>
-      <w:headerReference xmlns:r="http://schemas.openxmlformats.org/officeDocument/2006/relationships" w:type="default" r:id="R326caf158e3c4c2a"/>
-      <w:footerReference xmlns:r="http://schemas.openxmlformats.org/officeDocument/2006/relationships" w:type="default" r:id="Rc42c978afb4145a7"/>
+      <w:headerReference xmlns:r="http://schemas.openxmlformats.org/officeDocument/2006/relationships" w:type="default" r:id="R584b4ee3dc354d7c"/>
+      <w:footerReference xmlns:r="http://schemas.openxmlformats.org/officeDocument/2006/relationships" w:type="default" r:id="Rea9d8c24c4be43a7"/>
       <w:pgSz w:w="11906" w:h="16838"/>
       <w:pgMar w:top="1440" w:right="1440" w:bottom="1440" w:left="1440" w:header="576" w:footer="576" w:gutter="0"/>
     </w:sectPr>

--- a/marksmith-v2/test_outputs/challenger_scenario3.docx
+++ b/marksmith-v2/test_outputs/challenger_scenario3.docx
@@ -361,8 +361,8 @@
       </w:r>
     </w:p>
     <w:sectPr>
-      <w:headerReference xmlns:r="http://schemas.openxmlformats.org/officeDocument/2006/relationships" w:type="default" r:id="R584b4ee3dc354d7c"/>
-      <w:footerReference xmlns:r="http://schemas.openxmlformats.org/officeDocument/2006/relationships" w:type="default" r:id="Rea9d8c24c4be43a7"/>
+      <w:headerReference xmlns:r="http://schemas.openxmlformats.org/officeDocument/2006/relationships" w:type="default" r:id="R3a0ff27fedbe4e67"/>
+      <w:footerReference xmlns:r="http://schemas.openxmlformats.org/officeDocument/2006/relationships" w:type="default" r:id="R89975f9dc08d4356"/>
       <w:pgSz w:w="11906" w:h="16838"/>
       <w:pgMar w:top="1440" w:right="1440" w:bottom="1440" w:left="1440" w:header="576" w:footer="576" w:gutter="0"/>
     </w:sectPr>

--- a/marksmith-v2/test_outputs/challenger_scenario3.docx
+++ b/marksmith-v2/test_outputs/challenger_scenario3.docx
@@ -361,8 +361,8 @@
       </w:r>
     </w:p>
     <w:sectPr>
-      <w:headerReference xmlns:r="http://schemas.openxmlformats.org/officeDocument/2006/relationships" w:type="default" r:id="R3a0ff27fedbe4e67"/>
-      <w:footerReference xmlns:r="http://schemas.openxmlformats.org/officeDocument/2006/relationships" w:type="default" r:id="R89975f9dc08d4356"/>
+      <w:headerReference xmlns:r="http://schemas.openxmlformats.org/officeDocument/2006/relationships" w:type="default" r:id="R81819005e40446cd"/>
+      <w:footerReference xmlns:r="http://schemas.openxmlformats.org/officeDocument/2006/relationships" w:type="default" r:id="Rbe97e70a949f4fe6"/>
       <w:pgSz w:w="11906" w:h="16838"/>
       <w:pgMar w:top="1440" w:right="1440" w:bottom="1440" w:left="1440" w:header="576" w:footer="576" w:gutter="0"/>
     </w:sectPr>

--- a/marksmith-v2/test_outputs/challenger_scenario3.docx
+++ b/marksmith-v2/test_outputs/challenger_scenario3.docx
@@ -361,8 +361,8 @@
       </w:r>
     </w:p>
     <w:sectPr>
-      <w:headerReference xmlns:r="http://schemas.openxmlformats.org/officeDocument/2006/relationships" w:type="default" r:id="R81819005e40446cd"/>
-      <w:footerReference xmlns:r="http://schemas.openxmlformats.org/officeDocument/2006/relationships" w:type="default" r:id="Rbe97e70a949f4fe6"/>
+      <w:headerReference xmlns:r="http://schemas.openxmlformats.org/officeDocument/2006/relationships" w:type="default" r:id="R919d0e4edd8046fa"/>
+      <w:footerReference xmlns:r="http://schemas.openxmlformats.org/officeDocument/2006/relationships" w:type="default" r:id="R0203736bc3c8429e"/>
       <w:pgSz w:w="11906" w:h="16838"/>
       <w:pgMar w:top="1440" w:right="1440" w:bottom="1440" w:left="1440" w:header="576" w:footer="576" w:gutter="0"/>
     </w:sectPr>

--- a/marksmith-v2/test_outputs/challenger_scenario3.docx
+++ b/marksmith-v2/test_outputs/challenger_scenario3.docx
@@ -361,8 +361,8 @@
       </w:r>
     </w:p>
     <w:sectPr>
-      <w:headerReference xmlns:r="http://schemas.openxmlformats.org/officeDocument/2006/relationships" w:type="default" r:id="R919d0e4edd8046fa"/>
-      <w:footerReference xmlns:r="http://schemas.openxmlformats.org/officeDocument/2006/relationships" w:type="default" r:id="R0203736bc3c8429e"/>
+      <w:headerReference xmlns:r="http://schemas.openxmlformats.org/officeDocument/2006/relationships" w:type="default" r:id="Rba3da8c1e3d242f6"/>
+      <w:footerReference xmlns:r="http://schemas.openxmlformats.org/officeDocument/2006/relationships" w:type="default" r:id="R20fc82d74609457c"/>
       <w:pgSz w:w="11906" w:h="16838"/>
       <w:pgMar w:top="1440" w:right="1440" w:bottom="1440" w:left="1440" w:header="576" w:footer="576" w:gutter="0"/>
     </w:sectPr>

--- a/marksmith-v2/test_outputs/challenger_scenario3.docx
+++ b/marksmith-v2/test_outputs/challenger_scenario3.docx
@@ -361,8 +361,8 @@
       </w:r>
     </w:p>
     <w:sectPr>
-      <w:headerReference xmlns:r="http://schemas.openxmlformats.org/officeDocument/2006/relationships" w:type="default" r:id="Rba3da8c1e3d242f6"/>
-      <w:footerReference xmlns:r="http://schemas.openxmlformats.org/officeDocument/2006/relationships" w:type="default" r:id="R20fc82d74609457c"/>
+      <w:headerReference xmlns:r="http://schemas.openxmlformats.org/officeDocument/2006/relationships" w:type="default" r:id="R86b57b859ab34d8c"/>
+      <w:footerReference xmlns:r="http://schemas.openxmlformats.org/officeDocument/2006/relationships" w:type="default" r:id="Rea0941936ac44c78"/>
       <w:pgSz w:w="11906" w:h="16838"/>
       <w:pgMar w:top="1440" w:right="1440" w:bottom="1440" w:left="1440" w:header="576" w:footer="576" w:gutter="0"/>
     </w:sectPr>

--- a/marksmith-v2/test_outputs/challenger_scenario3.docx
+++ b/marksmith-v2/test_outputs/challenger_scenario3.docx
@@ -361,8 +361,8 @@
       </w:r>
     </w:p>
     <w:sectPr>
-      <w:headerReference xmlns:r="http://schemas.openxmlformats.org/officeDocument/2006/relationships" w:type="default" r:id="R86b57b859ab34d8c"/>
-      <w:footerReference xmlns:r="http://schemas.openxmlformats.org/officeDocument/2006/relationships" w:type="default" r:id="Rea0941936ac44c78"/>
+      <w:headerReference xmlns:r="http://schemas.openxmlformats.org/officeDocument/2006/relationships" w:type="default" r:id="R7b3c9bf5d72c48bd"/>
+      <w:footerReference xmlns:r="http://schemas.openxmlformats.org/officeDocument/2006/relationships" w:type="default" r:id="Re2b7cafbe0ea41cc"/>
       <w:pgSz w:w="11906" w:h="16838"/>
       <w:pgMar w:top="1440" w:right="1440" w:bottom="1440" w:left="1440" w:header="576" w:footer="576" w:gutter="0"/>
     </w:sectPr>

--- a/marksmith-v2/test_outputs/challenger_scenario3.docx
+++ b/marksmith-v2/test_outputs/challenger_scenario3.docx
@@ -361,8 +361,8 @@
       </w:r>
     </w:p>
     <w:sectPr>
-      <w:headerReference xmlns:r="http://schemas.openxmlformats.org/officeDocument/2006/relationships" w:type="default" r:id="R7b3c9bf5d72c48bd"/>
-      <w:footerReference xmlns:r="http://schemas.openxmlformats.org/officeDocument/2006/relationships" w:type="default" r:id="Re2b7cafbe0ea41cc"/>
+      <w:headerReference xmlns:r="http://schemas.openxmlformats.org/officeDocument/2006/relationships" w:type="default" r:id="R3e6194c213a74568"/>
+      <w:footerReference xmlns:r="http://schemas.openxmlformats.org/officeDocument/2006/relationships" w:type="default" r:id="Rba6db0db606b4a08"/>
       <w:pgSz w:w="11906" w:h="16838"/>
       <w:pgMar w:top="1440" w:right="1440" w:bottom="1440" w:left="1440" w:header="576" w:footer="576" w:gutter="0"/>
     </w:sectPr>

--- a/marksmith-v2/test_outputs/challenger_scenario3.docx
+++ b/marksmith-v2/test_outputs/challenger_scenario3.docx
@@ -361,8 +361,8 @@
       </w:r>
     </w:p>
     <w:sectPr>
-      <w:headerReference xmlns:r="http://schemas.openxmlformats.org/officeDocument/2006/relationships" w:type="default" r:id="R3e6194c213a74568"/>
-      <w:footerReference xmlns:r="http://schemas.openxmlformats.org/officeDocument/2006/relationships" w:type="default" r:id="Rba6db0db606b4a08"/>
+      <w:headerReference xmlns:r="http://schemas.openxmlformats.org/officeDocument/2006/relationships" w:type="default" r:id="R54969195480f4a85"/>
+      <w:footerReference xmlns:r="http://schemas.openxmlformats.org/officeDocument/2006/relationships" w:type="default" r:id="R91e550844dcc45d2"/>
       <w:pgSz w:w="11906" w:h="16838"/>
       <w:pgMar w:top="1440" w:right="1440" w:bottom="1440" w:left="1440" w:header="576" w:footer="576" w:gutter="0"/>
     </w:sectPr>

--- a/marksmith-v2/test_outputs/challenger_scenario3.docx
+++ b/marksmith-v2/test_outputs/challenger_scenario3.docx
@@ -361,8 +361,8 @@
       </w:r>
     </w:p>
     <w:sectPr>
-      <w:headerReference xmlns:r="http://schemas.openxmlformats.org/officeDocument/2006/relationships" w:type="default" r:id="R54969195480f4a85"/>
-      <w:footerReference xmlns:r="http://schemas.openxmlformats.org/officeDocument/2006/relationships" w:type="default" r:id="R91e550844dcc45d2"/>
+      <w:headerReference xmlns:r="http://schemas.openxmlformats.org/officeDocument/2006/relationships" w:type="default" r:id="R866c09398e344c68"/>
+      <w:footerReference xmlns:r="http://schemas.openxmlformats.org/officeDocument/2006/relationships" w:type="default" r:id="R23c630f553314f98"/>
       <w:pgSz w:w="11906" w:h="16838"/>
       <w:pgMar w:top="1440" w:right="1440" w:bottom="1440" w:left="1440" w:header="576" w:footer="576" w:gutter="0"/>
     </w:sectPr>

--- a/marksmith-v2/test_outputs/challenger_scenario3.docx
+++ b/marksmith-v2/test_outputs/challenger_scenario3.docx
@@ -361,8 +361,8 @@
       </w:r>
     </w:p>
     <w:sectPr>
-      <w:headerReference xmlns:r="http://schemas.openxmlformats.org/officeDocument/2006/relationships" w:type="default" r:id="R866c09398e344c68"/>
-      <w:footerReference xmlns:r="http://schemas.openxmlformats.org/officeDocument/2006/relationships" w:type="default" r:id="R23c630f553314f98"/>
+      <w:headerReference xmlns:r="http://schemas.openxmlformats.org/officeDocument/2006/relationships" w:type="default" r:id="R1a1f36b8ae7a415d"/>
+      <w:footerReference xmlns:r="http://schemas.openxmlformats.org/officeDocument/2006/relationships" w:type="default" r:id="R28424bc67e084733"/>
       <w:pgSz w:w="11906" w:h="16838"/>
       <w:pgMar w:top="1440" w:right="1440" w:bottom="1440" w:left="1440" w:header="576" w:footer="576" w:gutter="0"/>
     </w:sectPr>

--- a/marksmith-v2/test_outputs/challenger_scenario3.docx
+++ b/marksmith-v2/test_outputs/challenger_scenario3.docx
@@ -361,8 +361,8 @@
       </w:r>
     </w:p>
     <w:sectPr>
-      <w:headerReference xmlns:r="http://schemas.openxmlformats.org/officeDocument/2006/relationships" w:type="default" r:id="R1a1f36b8ae7a415d"/>
-      <w:footerReference xmlns:r="http://schemas.openxmlformats.org/officeDocument/2006/relationships" w:type="default" r:id="R28424bc67e084733"/>
+      <w:headerReference xmlns:r="http://schemas.openxmlformats.org/officeDocument/2006/relationships" w:type="default" r:id="R7b144c2d32c545ad"/>
+      <w:footerReference xmlns:r="http://schemas.openxmlformats.org/officeDocument/2006/relationships" w:type="default" r:id="R05638283e6e547fe"/>
       <w:pgSz w:w="11906" w:h="16838"/>
       <w:pgMar w:top="1440" w:right="1440" w:bottom="1440" w:left="1440" w:header="576" w:footer="576" w:gutter="0"/>
     </w:sectPr>

--- a/marksmith-v2/test_outputs/challenger_scenario3.docx
+++ b/marksmith-v2/test_outputs/challenger_scenario3.docx
@@ -361,8 +361,8 @@
       </w:r>
     </w:p>
     <w:sectPr>
-      <w:headerReference xmlns:r="http://schemas.openxmlformats.org/officeDocument/2006/relationships" w:type="default" r:id="R7b144c2d32c545ad"/>
-      <w:footerReference xmlns:r="http://schemas.openxmlformats.org/officeDocument/2006/relationships" w:type="default" r:id="R05638283e6e547fe"/>
+      <w:headerReference xmlns:r="http://schemas.openxmlformats.org/officeDocument/2006/relationships" w:type="default" r:id="Rff35201971bd48e9"/>
+      <w:footerReference xmlns:r="http://schemas.openxmlformats.org/officeDocument/2006/relationships" w:type="default" r:id="Rf2e252ec294443d2"/>
       <w:pgSz w:w="11906" w:h="16838"/>
       <w:pgMar w:top="1440" w:right="1440" w:bottom="1440" w:left="1440" w:header="576" w:footer="576" w:gutter="0"/>
     </w:sectPr>

--- a/marksmith-v2/test_outputs/challenger_scenario3.docx
+++ b/marksmith-v2/test_outputs/challenger_scenario3.docx
@@ -361,8 +361,8 @@
       </w:r>
     </w:p>
     <w:sectPr>
-      <w:headerReference xmlns:r="http://schemas.openxmlformats.org/officeDocument/2006/relationships" w:type="default" r:id="Rff35201971bd48e9"/>
-      <w:footerReference xmlns:r="http://schemas.openxmlformats.org/officeDocument/2006/relationships" w:type="default" r:id="Rf2e252ec294443d2"/>
+      <w:headerReference xmlns:r="http://schemas.openxmlformats.org/officeDocument/2006/relationships" w:type="default" r:id="R95cc6a946d474bb7"/>
+      <w:footerReference xmlns:r="http://schemas.openxmlformats.org/officeDocument/2006/relationships" w:type="default" r:id="Re3bcf2abb6a74339"/>
       <w:pgSz w:w="11906" w:h="16838"/>
       <w:pgMar w:top="1440" w:right="1440" w:bottom="1440" w:left="1440" w:header="576" w:footer="576" w:gutter="0"/>
     </w:sectPr>

--- a/marksmith-v2/test_outputs/challenger_scenario3.docx
+++ b/marksmith-v2/test_outputs/challenger_scenario3.docx
@@ -361,8 +361,8 @@
       </w:r>
     </w:p>
     <w:sectPr>
-      <w:headerReference xmlns:r="http://schemas.openxmlformats.org/officeDocument/2006/relationships" w:type="default" r:id="R95cc6a946d474bb7"/>
-      <w:footerReference xmlns:r="http://schemas.openxmlformats.org/officeDocument/2006/relationships" w:type="default" r:id="Re3bcf2abb6a74339"/>
+      <w:headerReference xmlns:r="http://schemas.openxmlformats.org/officeDocument/2006/relationships" w:type="default" r:id="Re1ab045a295c41dc"/>
+      <w:footerReference xmlns:r="http://schemas.openxmlformats.org/officeDocument/2006/relationships" w:type="default" r:id="R2d61929745c24266"/>
       <w:pgSz w:w="11906" w:h="16838"/>
       <w:pgMar w:top="1440" w:right="1440" w:bottom="1440" w:left="1440" w:header="576" w:footer="576" w:gutter="0"/>
     </w:sectPr>

--- a/marksmith-v2/test_outputs/challenger_scenario3.docx
+++ b/marksmith-v2/test_outputs/challenger_scenario3.docx
@@ -361,8 +361,8 @@
       </w:r>
     </w:p>
     <w:sectPr>
-      <w:headerReference xmlns:r="http://schemas.openxmlformats.org/officeDocument/2006/relationships" w:type="default" r:id="Re1ab045a295c41dc"/>
-      <w:footerReference xmlns:r="http://schemas.openxmlformats.org/officeDocument/2006/relationships" w:type="default" r:id="R2d61929745c24266"/>
+      <w:headerReference xmlns:r="http://schemas.openxmlformats.org/officeDocument/2006/relationships" w:type="default" r:id="R8d484583e9774144"/>
+      <w:footerReference xmlns:r="http://schemas.openxmlformats.org/officeDocument/2006/relationships" w:type="default" r:id="R9a1a8c87ddce4b39"/>
       <w:pgSz w:w="11906" w:h="16838"/>
       <w:pgMar w:top="1440" w:right="1440" w:bottom="1440" w:left="1440" w:header="576" w:footer="576" w:gutter="0"/>
     </w:sectPr>

--- a/marksmith-v2/test_outputs/challenger_scenario3.docx
+++ b/marksmith-v2/test_outputs/challenger_scenario3.docx
@@ -361,8 +361,8 @@
       </w:r>
     </w:p>
     <w:sectPr>
-      <w:headerReference xmlns:r="http://schemas.openxmlformats.org/officeDocument/2006/relationships" w:type="default" r:id="R8d484583e9774144"/>
-      <w:footerReference xmlns:r="http://schemas.openxmlformats.org/officeDocument/2006/relationships" w:type="default" r:id="R9a1a8c87ddce4b39"/>
+      <w:headerReference xmlns:r="http://schemas.openxmlformats.org/officeDocument/2006/relationships" w:type="default" r:id="R702f200a6d4c47b5"/>
+      <w:footerReference xmlns:r="http://schemas.openxmlformats.org/officeDocument/2006/relationships" w:type="default" r:id="R9851fc42bbe84384"/>
       <w:pgSz w:w="11906" w:h="16838"/>
       <w:pgMar w:top="1440" w:right="1440" w:bottom="1440" w:left="1440" w:header="576" w:footer="576" w:gutter="0"/>
     </w:sectPr>

--- a/marksmith-v2/test_outputs/challenger_scenario3.docx
+++ b/marksmith-v2/test_outputs/challenger_scenario3.docx
@@ -361,8 +361,8 @@
       </w:r>
     </w:p>
     <w:sectPr>
-      <w:headerReference xmlns:r="http://schemas.openxmlformats.org/officeDocument/2006/relationships" w:type="default" r:id="R702f200a6d4c47b5"/>
-      <w:footerReference xmlns:r="http://schemas.openxmlformats.org/officeDocument/2006/relationships" w:type="default" r:id="R9851fc42bbe84384"/>
+      <w:headerReference xmlns:r="http://schemas.openxmlformats.org/officeDocument/2006/relationships" w:type="default" r:id="Ra14366e076004ef9"/>
+      <w:footerReference xmlns:r="http://schemas.openxmlformats.org/officeDocument/2006/relationships" w:type="default" r:id="R9b9e85108fab4a9f"/>
       <w:pgSz w:w="11906" w:h="16838"/>
       <w:pgMar w:top="1440" w:right="1440" w:bottom="1440" w:left="1440" w:header="576" w:footer="576" w:gutter="0"/>
     </w:sectPr>

--- a/marksmith-v2/test_outputs/challenger_scenario3.docx
+++ b/marksmith-v2/test_outputs/challenger_scenario3.docx
@@ -361,8 +361,8 @@
       </w:r>
     </w:p>
     <w:sectPr>
-      <w:headerReference xmlns:r="http://schemas.openxmlformats.org/officeDocument/2006/relationships" w:type="default" r:id="Ra14366e076004ef9"/>
-      <w:footerReference xmlns:r="http://schemas.openxmlformats.org/officeDocument/2006/relationships" w:type="default" r:id="R9b9e85108fab4a9f"/>
+      <w:headerReference xmlns:r="http://schemas.openxmlformats.org/officeDocument/2006/relationships" w:type="default" r:id="Rae64ce1ee8064166"/>
+      <w:footerReference xmlns:r="http://schemas.openxmlformats.org/officeDocument/2006/relationships" w:type="default" r:id="Rfc73cb7599054e19"/>
       <w:pgSz w:w="11906" w:h="16838"/>
       <w:pgMar w:top="1440" w:right="1440" w:bottom="1440" w:left="1440" w:header="576" w:footer="576" w:gutter="0"/>
     </w:sectPr>
@@ -779,4 +779,22 @@
     </w:rPr>
   </w:style>
 </w:styles>
+</file>
+
+<file path=customXml/item.xml><?xml version="1.0" encoding="utf-8"?>
+<marksmithSource schema="marksmith-source-v1" version="2.0.0.0" exportedUtc="2026-07-31T16:52:29.7433021Z" theme="GitHub Light" mermaidMode="1">
+  <markdown><![CDATA[# Interactive Tabbed Content
+:::tabs
+:::tab title="Overview"
+This is the **Overview** section content.
+:::
+:::tab title="Specifications"
+These are the **Specifications** details.
+:::
+:::tab title="Architecture"
+This is the **Architecture** system design.
+:::
+:::
+]]></markdown>
+</marksmithSource>
 </file>
--- a/marksmith-v2/test_outputs/challenger_scenario3.docx
+++ b/marksmith-v2/test_outputs/challenger_scenario3.docx
@@ -361,8 +361,8 @@
       </w:r>
     </w:p>
     <w:sectPr>
-      <w:headerReference xmlns:r="http://schemas.openxmlformats.org/officeDocument/2006/relationships" w:type="default" r:id="Rae64ce1ee8064166"/>
-      <w:footerReference xmlns:r="http://schemas.openxmlformats.org/officeDocument/2006/relationships" w:type="default" r:id="Rfc73cb7599054e19"/>
+      <w:headerReference xmlns:r="http://schemas.openxmlformats.org/officeDocument/2006/relationships" w:type="default" r:id="R2f876678cb8a44a4"/>
+      <w:footerReference xmlns:r="http://schemas.openxmlformats.org/officeDocument/2006/relationships" w:type="default" r:id="R4f3fea4b6c9b4b69"/>
       <w:pgSz w:w="11906" w:h="16838"/>
       <w:pgMar w:top="1440" w:right="1440" w:bottom="1440" w:left="1440" w:header="576" w:footer="576" w:gutter="0"/>
     </w:sectPr>
@@ -782,7 +782,7 @@
 </file>
 
 <file path=customXml/item.xml><?xml version="1.0" encoding="utf-8"?>
-<marksmithSource schema="marksmith-source-v1" version="2.0.0.0" exportedUtc="2026-07-31T16:52:29.7433021Z" theme="GitHub Light" mermaidMode="1">
+<marksmithSource schema="marksmith-source-v1" version="2.0.0.0" exportedUtc="2026-08-01T10:53:21.3349674Z" theme="GitHub Light" mermaidMode="1">
   <markdown><![CDATA[# Interactive Tabbed Content
 :::tabs
 :::tab title="Overview"
